--- a/William/Go/William_Jackson.docx
+++ b/William/Go/William_Jackson.docx
@@ -112,8 +112,37 @@
                 <w:sz w:val="17"/>
                 <w:szCs w:val="17"/>
               </w:rPr>
-              <w:t>| william.jackson.pro@outlook.com | linkedin.com/in/william-jackson-76a6343a5</w:t>
+              <w:t xml:space="preserve">| </w:t>
             </w:r>
+            <w:r>
+              <w:rPr>
+                <w:rFonts w:ascii="Arial" w:eastAsia="Arial" w:hAnsi="Arial" w:cs="Arial"/>
+                <w:color w:val="FFFFFF"/>
+                <w:sz w:val="17"/>
+                <w:szCs w:val="17"/>
+              </w:rPr>
+              <w:t>williamjacksondev@outlook.com</w:t>
+            </w:r>
+            <w:r>
+              <w:rPr>
+                <w:rFonts w:ascii="Arial" w:eastAsia="Arial" w:hAnsi="Arial" w:cs="Arial"/>
+                <w:color w:val="FFFFFF"/>
+                <w:sz w:val="17"/>
+                <w:szCs w:val="17"/>
+              </w:rPr>
+              <w:t xml:space="preserve">| </w:t>
+            </w:r>
+            <w:r>
+              <w:rPr>
+                <w:rFonts w:ascii="Arial" w:eastAsia="Arial" w:hAnsi="Arial" w:cs="Arial"/>
+                <w:color w:val="FFFFFF"/>
+                <w:sz w:val="17"/>
+                <w:szCs w:val="17"/>
+              </w:rPr>
+              <w:t>linkedin.com/in/william-jackson-3816183aa</w:t>
+            </w:r>
+            <w:bookmarkStart w:id="0" w:name="_GoBack"/>
+            <w:bookmarkEnd w:id="0"/>
           </w:p>
         </w:tc>
       </w:tr>
@@ -4475,8 +4504,6 @@
               </w:rPr>
               <w:t>Bachelor’s degree in Computer Science</w:t>
             </w:r>
-            <w:bookmarkStart w:id="0" w:name="_GoBack"/>
-            <w:bookmarkEnd w:id="0"/>
           </w:p>
         </w:tc>
         <w:tc>

--- a/William/Go/William_Jackson.docx
+++ b/William/Go/William_Jackson.docx
@@ -141,8 +141,6 @@
               </w:rPr>
               <w:t>linkedin.com/in/william-jackson-3816183aa</w:t>
             </w:r>
-            <w:bookmarkStart w:id="0" w:name="_GoBack"/>
-            <w:bookmarkEnd w:id="0"/>
           </w:p>
         </w:tc>
       </w:tr>
@@ -176,21 +174,18 @@
         <w:jc w:val="both"/>
         <w:rPr>
           <w:rFonts w:ascii="Arial" w:hAnsi="Arial" w:cs="Arial"/>
-          <w:sz w:val="18"/>
-        </w:rPr>
-      </w:pPr>
-      <w:r>
-        <w:rPr>
-          <w:rStyle w:val="Strong"/>
-          <w:rFonts w:ascii="Arial" w:hAnsi="Arial" w:cs="Arial"/>
-          <w:sz w:val="18"/>
+        </w:rPr>
+      </w:pPr>
+      <w:r>
+        <w:rPr>
+          <w:rStyle w:val="Strong"/>
+          <w:rFonts w:ascii="Arial" w:hAnsi="Arial" w:cs="Arial"/>
         </w:rPr>
         <w:t>Senior Software Engineer</w:t>
       </w:r>
       <w:r>
         <w:rPr>
           <w:rFonts w:ascii="Arial" w:hAnsi="Arial" w:cs="Arial"/>
-          <w:sz w:val="18"/>
         </w:rPr>
         <w:t xml:space="preserve"> with ~10 years delivering </w:t>
       </w:r>
@@ -198,29 +193,25 @@
         <w:rPr>
           <w:rStyle w:val="Strong"/>
           <w:rFonts w:ascii="Arial" w:hAnsi="Arial" w:cs="Arial"/>
-          <w:sz w:val="18"/>
         </w:rPr>
         <w:t>backend systems</w:t>
       </w:r>
       <w:r>
         <w:rPr>
           <w:rFonts w:ascii="Arial" w:hAnsi="Arial" w:cs="Arial"/>
-          <w:sz w:val="18"/>
-        </w:rPr>
-        <w:t xml:space="preserve">, </w:t>
-      </w:r>
-      <w:r>
-        <w:rPr>
-          <w:rStyle w:val="Strong"/>
-          <w:rFonts w:ascii="Arial" w:hAnsi="Arial" w:cs="Arial"/>
-          <w:sz w:val="18"/>
+        </w:rPr>
+        <w:t xml:space="preserve">, </w:t>
+      </w:r>
+      <w:r>
+        <w:rPr>
+          <w:rStyle w:val="Strong"/>
+          <w:rFonts w:ascii="Arial" w:hAnsi="Arial" w:cs="Arial"/>
         </w:rPr>
         <w:t>data pipelines</w:t>
       </w:r>
       <w:r>
         <w:rPr>
           <w:rFonts w:ascii="Arial" w:hAnsi="Arial" w:cs="Arial"/>
-          <w:sz w:val="18"/>
         </w:rPr>
         <w:t xml:space="preserve">, and </w:t>
       </w:r>
@@ -228,14 +219,12 @@
         <w:rPr>
           <w:rStyle w:val="Strong"/>
           <w:rFonts w:ascii="Arial" w:hAnsi="Arial" w:cs="Arial"/>
-          <w:sz w:val="18"/>
         </w:rPr>
         <w:t>production AI/ML services</w:t>
       </w:r>
       <w:r>
         <w:rPr>
           <w:rFonts w:ascii="Arial" w:hAnsi="Arial" w:cs="Arial"/>
-          <w:sz w:val="18"/>
         </w:rPr>
         <w:t xml:space="preserve"> across </w:t>
       </w:r>
@@ -243,29 +232,25 @@
         <w:rPr>
           <w:rStyle w:val="Strong"/>
           <w:rFonts w:ascii="Arial" w:hAnsi="Arial" w:cs="Arial"/>
-          <w:sz w:val="18"/>
         </w:rPr>
         <w:t>Go</w:t>
       </w:r>
       <w:r>
         <w:rPr>
           <w:rFonts w:ascii="Arial" w:hAnsi="Arial" w:cs="Arial"/>
-          <w:sz w:val="18"/>
-        </w:rPr>
-        <w:t xml:space="preserve">, </w:t>
-      </w:r>
-      <w:r>
-        <w:rPr>
-          <w:rStyle w:val="Strong"/>
-          <w:rFonts w:ascii="Arial" w:hAnsi="Arial" w:cs="Arial"/>
-          <w:sz w:val="18"/>
+        </w:rPr>
+        <w:t xml:space="preserve">, </w:t>
+      </w:r>
+      <w:r>
+        <w:rPr>
+          <w:rStyle w:val="Strong"/>
+          <w:rFonts w:ascii="Arial" w:hAnsi="Arial" w:cs="Arial"/>
         </w:rPr>
         <w:t>Python</w:t>
       </w:r>
       <w:r>
         <w:rPr>
           <w:rFonts w:ascii="Arial" w:hAnsi="Arial" w:cs="Arial"/>
-          <w:sz w:val="18"/>
         </w:rPr>
         <w:t xml:space="preserve">, and modern web platforms. </w:t>
       </w:r>
@@ -273,7 +258,6 @@
       <w:r>
         <w:rPr>
           <w:rFonts w:ascii="Arial" w:hAnsi="Arial" w:cs="Arial"/>
-          <w:sz w:val="18"/>
         </w:rPr>
         <w:t xml:space="preserve">Strong focus on </w:t>
       </w:r>
@@ -281,23 +265,20 @@
         <w:rPr>
           <w:rStyle w:val="Strong"/>
           <w:rFonts w:ascii="Arial" w:hAnsi="Arial" w:cs="Arial"/>
-          <w:sz w:val="18"/>
         </w:rPr>
         <w:t>reliability</w:t>
       </w:r>
       <w:r>
         <w:rPr>
           <w:rFonts w:ascii="Arial" w:hAnsi="Arial" w:cs="Arial"/>
-          <w:sz w:val="18"/>
-        </w:rPr>
-        <w:t xml:space="preserve">, </w:t>
-      </w:r>
-      <w:proofErr w:type="spellStart"/>
-      <w:r>
-        <w:rPr>
-          <w:rStyle w:val="Strong"/>
-          <w:rFonts w:ascii="Arial" w:hAnsi="Arial" w:cs="Arial"/>
-          <w:sz w:val="18"/>
+        </w:rPr>
+        <w:t xml:space="preserve">, </w:t>
+      </w:r>
+      <w:proofErr w:type="spellStart"/>
+      <w:r>
+        <w:rPr>
+          <w:rStyle w:val="Strong"/>
+          <w:rFonts w:ascii="Arial" w:hAnsi="Arial" w:cs="Arial"/>
         </w:rPr>
         <w:t>observability</w:t>
       </w:r>
@@ -305,7 +286,6 @@
       <w:r>
         <w:rPr>
           <w:rFonts w:ascii="Arial" w:hAnsi="Arial" w:cs="Arial"/>
-          <w:sz w:val="18"/>
         </w:rPr>
         <w:t xml:space="preserve">, and </w:t>
       </w:r>
@@ -313,14 +293,12 @@
         <w:rPr>
           <w:rStyle w:val="Strong"/>
           <w:rFonts w:ascii="Arial" w:hAnsi="Arial" w:cs="Arial"/>
-          <w:sz w:val="18"/>
         </w:rPr>
         <w:t>operational excellence</w:t>
       </w:r>
       <w:r>
         <w:rPr>
           <w:rFonts w:ascii="Arial" w:hAnsi="Arial" w:cs="Arial"/>
-          <w:sz w:val="18"/>
         </w:rPr>
         <w:t xml:space="preserve">—turning brittle integrations into </w:t>
       </w:r>
@@ -328,29 +306,25 @@
         <w:rPr>
           <w:rStyle w:val="Strong"/>
           <w:rFonts w:ascii="Arial" w:hAnsi="Arial" w:cs="Arial"/>
-          <w:sz w:val="18"/>
         </w:rPr>
         <w:t>repeatable</w:t>
       </w:r>
       <w:r>
         <w:rPr>
           <w:rFonts w:ascii="Arial" w:hAnsi="Arial" w:cs="Arial"/>
-          <w:sz w:val="18"/>
-        </w:rPr>
-        <w:t xml:space="preserve">, </w:t>
-      </w:r>
-      <w:r>
-        <w:rPr>
-          <w:rStyle w:val="Strong"/>
-          <w:rFonts w:ascii="Arial" w:hAnsi="Arial" w:cs="Arial"/>
-          <w:sz w:val="18"/>
+        </w:rPr>
+        <w:t xml:space="preserve">, </w:t>
+      </w:r>
+      <w:r>
+        <w:rPr>
+          <w:rStyle w:val="Strong"/>
+          <w:rFonts w:ascii="Arial" w:hAnsi="Arial" w:cs="Arial"/>
         </w:rPr>
         <w:t>traceable</w:t>
       </w:r>
       <w:r>
         <w:rPr>
           <w:rFonts w:ascii="Arial" w:hAnsi="Arial" w:cs="Arial"/>
-          <w:sz w:val="18"/>
         </w:rPr>
         <w:t xml:space="preserve">, and </w:t>
       </w:r>
@@ -358,14 +332,12 @@
         <w:rPr>
           <w:rStyle w:val="Strong"/>
           <w:rFonts w:ascii="Arial" w:hAnsi="Arial" w:cs="Arial"/>
-          <w:sz w:val="18"/>
         </w:rPr>
         <w:t>on-call friendly</w:t>
       </w:r>
       <w:r>
         <w:rPr>
           <w:rFonts w:ascii="Arial" w:hAnsi="Arial" w:cs="Arial"/>
-          <w:sz w:val="18"/>
         </w:rPr>
         <w:t xml:space="preserve"> systems using </w:t>
       </w:r>
@@ -373,29 +345,34 @@
         <w:rPr>
           <w:rStyle w:val="Strong"/>
           <w:rFonts w:ascii="Arial" w:hAnsi="Arial" w:cs="Arial"/>
-          <w:sz w:val="18"/>
-        </w:rPr>
-        <w:t>structured logging</w:t>
-      </w:r>
-      <w:r>
-        <w:rPr>
-          <w:rFonts w:ascii="Arial" w:hAnsi="Arial" w:cs="Arial"/>
-          <w:sz w:val="18"/>
-        </w:rPr>
-        <w:t xml:space="preserve">, </w:t>
-      </w:r>
-      <w:r>
-        <w:rPr>
-          <w:rStyle w:val="Strong"/>
-          <w:rFonts w:ascii="Arial" w:hAnsi="Arial" w:cs="Arial"/>
-          <w:sz w:val="18"/>
+        </w:rPr>
+        <w:t>struct</w:t>
+      </w:r>
+      <w:bookmarkStart w:id="0" w:name="_GoBack"/>
+      <w:bookmarkEnd w:id="0"/>
+      <w:r>
+        <w:rPr>
+          <w:rStyle w:val="Strong"/>
+          <w:rFonts w:ascii="Arial" w:hAnsi="Arial" w:cs="Arial"/>
+        </w:rPr>
+        <w:t>ured logging</w:t>
+      </w:r>
+      <w:r>
+        <w:rPr>
+          <w:rFonts w:ascii="Arial" w:hAnsi="Arial" w:cs="Arial"/>
+        </w:rPr>
+        <w:t xml:space="preserve">, </w:t>
+      </w:r>
+      <w:r>
+        <w:rPr>
+          <w:rStyle w:val="Strong"/>
+          <w:rFonts w:ascii="Arial" w:hAnsi="Arial" w:cs="Arial"/>
         </w:rPr>
         <w:t>metrics</w:t>
       </w:r>
       <w:r>
         <w:rPr>
           <w:rFonts w:ascii="Arial" w:hAnsi="Arial" w:cs="Arial"/>
-          <w:sz w:val="18"/>
         </w:rPr>
         <w:t xml:space="preserve">, and </w:t>
       </w:r>
@@ -403,14 +380,12 @@
         <w:rPr>
           <w:rStyle w:val="Strong"/>
           <w:rFonts w:ascii="Arial" w:hAnsi="Arial" w:cs="Arial"/>
-          <w:sz w:val="18"/>
         </w:rPr>
         <w:t>distributed tracing</w:t>
       </w:r>
       <w:r>
         <w:rPr>
           <w:rFonts w:ascii="Arial" w:hAnsi="Arial" w:cs="Arial"/>
-          <w:sz w:val="18"/>
         </w:rPr>
         <w:t>.</w:t>
       </w:r>
@@ -418,7 +393,6 @@
       <w:r>
         <w:rPr>
           <w:rFonts w:ascii="Arial" w:hAnsi="Arial" w:cs="Arial"/>
-          <w:sz w:val="18"/>
         </w:rPr>
         <w:t xml:space="preserve"> </w:t>
       </w:r>
@@ -426,7 +400,6 @@
       <w:r>
         <w:rPr>
           <w:rFonts w:ascii="Arial" w:hAnsi="Arial" w:cs="Arial"/>
-          <w:sz w:val="18"/>
         </w:rPr>
         <w:t xml:space="preserve">Experienced in </w:t>
       </w:r>
@@ -434,23 +407,20 @@
         <w:rPr>
           <w:rStyle w:val="Strong"/>
           <w:rFonts w:ascii="Arial" w:hAnsi="Arial" w:cs="Arial"/>
-          <w:sz w:val="18"/>
         </w:rPr>
         <w:t>event-driven architectures</w:t>
       </w:r>
       <w:r>
         <w:rPr>
           <w:rFonts w:ascii="Arial" w:hAnsi="Arial" w:cs="Arial"/>
-          <w:sz w:val="18"/>
-        </w:rPr>
-        <w:t xml:space="preserve">, </w:t>
-      </w:r>
-      <w:proofErr w:type="spellStart"/>
-      <w:r>
-        <w:rPr>
-          <w:rStyle w:val="Strong"/>
-          <w:rFonts w:ascii="Arial" w:hAnsi="Arial" w:cs="Arial"/>
-          <w:sz w:val="18"/>
+        </w:rPr>
+        <w:t xml:space="preserve">, </w:t>
+      </w:r>
+      <w:proofErr w:type="spellStart"/>
+      <w:r>
+        <w:rPr>
+          <w:rStyle w:val="Strong"/>
+          <w:rFonts w:ascii="Arial" w:hAnsi="Arial" w:cs="Arial"/>
         </w:rPr>
         <w:t>gRPC</w:t>
       </w:r>
@@ -459,14 +429,12 @@
         <w:rPr>
           <w:rStyle w:val="Strong"/>
           <w:rFonts w:ascii="Arial" w:hAnsi="Arial" w:cs="Arial"/>
-          <w:sz w:val="18"/>
         </w:rPr>
         <w:t>/REST</w:t>
       </w:r>
       <w:r>
         <w:rPr>
           <w:rFonts w:ascii="Arial" w:hAnsi="Arial" w:cs="Arial"/>
-          <w:sz w:val="18"/>
         </w:rPr>
         <w:t xml:space="preserve"> service design, </w:t>
       </w:r>
@@ -475,7 +443,6 @@
         <w:rPr>
           <w:rStyle w:val="Strong"/>
           <w:rFonts w:ascii="Arial" w:hAnsi="Arial" w:cs="Arial"/>
-          <w:sz w:val="18"/>
         </w:rPr>
         <w:t>idempotency</w:t>
       </w:r>
@@ -483,7 +450,6 @@
       <w:r>
         <w:rPr>
           <w:rFonts w:ascii="Arial" w:hAnsi="Arial" w:cs="Arial"/>
-          <w:sz w:val="18"/>
         </w:rPr>
         <w:t xml:space="preserve"> and </w:t>
       </w:r>
@@ -491,14 +457,12 @@
         <w:rPr>
           <w:rStyle w:val="Strong"/>
           <w:rFonts w:ascii="Arial" w:hAnsi="Arial" w:cs="Arial"/>
-          <w:sz w:val="18"/>
         </w:rPr>
         <w:t>backpressure</w:t>
       </w:r>
       <w:r>
         <w:rPr>
           <w:rFonts w:ascii="Arial" w:hAnsi="Arial" w:cs="Arial"/>
-          <w:sz w:val="18"/>
         </w:rPr>
         <w:t xml:space="preserve"> patterns, and practical </w:t>
       </w:r>
@@ -507,7 +471,6 @@
         <w:rPr>
           <w:rStyle w:val="Strong"/>
           <w:rFonts w:ascii="Arial" w:hAnsi="Arial" w:cs="Arial"/>
-          <w:sz w:val="18"/>
         </w:rPr>
         <w:t>MLOps</w:t>
       </w:r>
@@ -515,7 +478,6 @@
       <w:r>
         <w:rPr>
           <w:rFonts w:ascii="Arial" w:hAnsi="Arial" w:cs="Arial"/>
-          <w:sz w:val="18"/>
         </w:rPr>
         <w:t xml:space="preserve"> workflows including dataset lineage, reproducible training runs, and safe rollout strategies for inference endpoints.</w:t>
       </w:r>

--- a/William/Go/William_Jackson.docx
+++ b/William/Go/William_Jackson.docx
@@ -37,8 +37,6 @@
         </w:rPr>
         <w:t xml:space="preserve"> Jackson</w:t>
       </w:r>
-      <w:bookmarkStart w:id="0" w:name="_GoBack"/>
-      <w:bookmarkEnd w:id="0"/>
     </w:p>
     <w:p>
       <w:pPr>
@@ -110,67 +108,15 @@
             </w:pPr>
             <w:r>
               <w:rPr>
-                <w:rFonts w:ascii="Arial" w:eastAsia="Arial" w:hAnsi="Arial" w:cs="Arial"/>
+                <w:rFonts w:ascii="Arial" w:hAnsi="Arial" w:cs="Arial"/>
                 <w:color w:val="FFFFFF"/>
                 <w:sz w:val="17"/>
                 <w:szCs w:val="17"/>
               </w:rPr>
-              <w:t xml:space="preserve">Wellington, Nevada, United States | </w:t>
+              <w:t>Wellington, Nevada, United States | +1 (786) 949-7561| williamjdev@outlook.com | linkedin.com/in/william-jackson-40036a3ba</w:t>
             </w:r>
-            <w:r>
-              <w:rPr>
-                <w:rFonts w:ascii="Arial" w:eastAsia="Arial" w:hAnsi="Arial" w:cs="Arial"/>
-                <w:color w:val="FFFFFF"/>
-                <w:sz w:val="17"/>
-                <w:szCs w:val="17"/>
-              </w:rPr>
-              <w:t>+1 (786) 949-7561</w:t>
-            </w:r>
-            <w:r>
-              <w:rPr>
-                <w:rFonts w:ascii="Arial" w:eastAsia="Arial" w:hAnsi="Arial" w:cs="Arial"/>
-                <w:color w:val="FFFFFF"/>
-                <w:sz w:val="17"/>
-                <w:szCs w:val="17"/>
-              </w:rPr>
-              <w:t xml:space="preserve">| </w:t>
-            </w:r>
-            <w:r>
-              <w:rPr>
-                <w:rFonts w:ascii="Arial" w:eastAsia="Arial" w:hAnsi="Arial" w:cs="Arial"/>
-                <w:color w:val="FFFFFF"/>
-                <w:sz w:val="17"/>
-                <w:szCs w:val="17"/>
-              </w:rPr>
-              <w:t>williamjackson.pro@outlook.com</w:t>
-            </w:r>
-            <w:r>
-              <w:rPr>
-                <w:rFonts w:ascii="Arial" w:eastAsia="Arial" w:hAnsi="Arial" w:cs="Arial"/>
-                <w:color w:val="FFFFFF"/>
-                <w:sz w:val="17"/>
-                <w:szCs w:val="17"/>
-              </w:rPr>
-              <w:t xml:space="preserve"> | </w:t>
-            </w:r>
-            <w:r>
-              <w:rPr>
-                <w:rFonts w:ascii="Arial" w:eastAsia="Arial" w:hAnsi="Arial" w:cs="Arial"/>
-                <w:color w:val="FFFFFF"/>
-                <w:sz w:val="17"/>
-                <w:szCs w:val="17"/>
-              </w:rPr>
-              <w:t>linkedin.com/in/william-jackson-</w:t>
-            </w:r>
-            <w:r>
-              <w:rPr>
-                <w:rFonts w:ascii="Arial" w:eastAsia="Arial" w:hAnsi="Arial" w:cs="Arial"/>
-                <w:color w:val="FFFFFF"/>
-                <w:sz w:val="17"/>
-                <w:szCs w:val="17"/>
-              </w:rPr>
-              <w:t>75b9343b6</w:t>
-            </w:r>
+            <w:bookmarkStart w:id="0" w:name="_GoBack"/>
+            <w:bookmarkEnd w:id="0"/>
           </w:p>
         </w:tc>
       </w:tr>

--- a/William/Go/William_Jackson.docx
+++ b/William/Go/William_Jackson.docx
@@ -115,8 +115,6 @@
               </w:rPr>
               <w:t>Wellington, Nevada, United States | +1 (786) 949-7561| williamjdev@outlook.com | linkedin.com/in/william-jackson-40036a3ba</w:t>
             </w:r>
-            <w:bookmarkStart w:id="0" w:name="_GoBack"/>
-            <w:bookmarkEnd w:id="0"/>
           </w:p>
         </w:tc>
       </w:tr>
@@ -490,21 +488,7 @@
         <w:rPr>
           <w:sz w:val="22"/>
         </w:rPr>
-        <w:t xml:space="preserve">, </w:t>
-      </w:r>
-      <w:proofErr w:type="spellStart"/>
-      <w:r>
-        <w:rPr>
-          <w:sz w:val="22"/>
-        </w:rPr>
-        <w:t>Redux</w:t>
-      </w:r>
-      <w:proofErr w:type="spellEnd"/>
-      <w:r>
-        <w:rPr>
-          <w:sz w:val="22"/>
-        </w:rPr>
-        <w:t xml:space="preserve">, HTML5, CSS3, Tailwind CSS, </w:t>
+        <w:t xml:space="preserve">, Redux, HTML5, CSS3, Tailwind CSS, </w:t>
       </w:r>
       <w:proofErr w:type="spellStart"/>
       <w:r>
@@ -560,48 +544,32 @@
         </w:rPr>
         <w:t xml:space="preserve"> </w:t>
       </w:r>
+      <w:r>
+        <w:rPr>
+          <w:rStyle w:val="Strong"/>
+          <w:sz w:val="22"/>
+        </w:rPr>
+        <w:t>PostgreSQL</w:t>
+      </w:r>
+      <w:r>
+        <w:rPr>
+          <w:sz w:val="22"/>
+        </w:rPr>
+        <w:t xml:space="preserve">, MySQL, SQL Server, </w:t>
+      </w:r>
       <w:proofErr w:type="spellStart"/>
       <w:r>
         <w:rPr>
-          <w:rStyle w:val="Strong"/>
-          <w:sz w:val="22"/>
-        </w:rPr>
-        <w:t>PostgreSQL</w:t>
+          <w:sz w:val="22"/>
+        </w:rPr>
+        <w:t>Redis</w:t>
       </w:r>
       <w:proofErr w:type="spellEnd"/>
       <w:r>
         <w:rPr>
           <w:sz w:val="22"/>
         </w:rPr>
-        <w:t xml:space="preserve">, MySQL, SQL Server, </w:t>
-      </w:r>
-      <w:proofErr w:type="spellStart"/>
-      <w:r>
-        <w:rPr>
-          <w:sz w:val="22"/>
-        </w:rPr>
-        <w:t>Redis</w:t>
-      </w:r>
-      <w:proofErr w:type="spellEnd"/>
-      <w:r>
-        <w:rPr>
-          <w:sz w:val="22"/>
-        </w:rPr>
-        <w:t xml:space="preserve">, </w:t>
-      </w:r>
-      <w:proofErr w:type="spellStart"/>
-      <w:r>
-        <w:rPr>
-          <w:sz w:val="22"/>
-        </w:rPr>
-        <w:t>MongoDB</w:t>
-      </w:r>
-      <w:proofErr w:type="spellEnd"/>
-      <w:r>
-        <w:rPr>
-          <w:sz w:val="22"/>
-        </w:rPr>
-        <w:t xml:space="preserve">, </w:t>
+        <w:t xml:space="preserve">, MongoDB, </w:t>
       </w:r>
       <w:proofErr w:type="spellStart"/>
       <w:r>
@@ -717,63 +685,61 @@
           <w:rStyle w:val="Strong"/>
           <w:sz w:val="22"/>
         </w:rPr>
-        <w:t xml:space="preserve">Cloud &amp; </w:t>
+        <w:t>Cloud &amp; DevOps —</w:t>
+      </w:r>
+      <w:r>
+        <w:rPr>
+          <w:sz w:val="22"/>
+        </w:rPr>
+        <w:t xml:space="preserve"> </w:t>
+      </w:r>
+      <w:r>
+        <w:rPr>
+          <w:rStyle w:val="Strong"/>
+          <w:sz w:val="22"/>
+        </w:rPr>
+        <w:t>AWS</w:t>
+      </w:r>
+      <w:r>
+        <w:rPr>
+          <w:sz w:val="22"/>
+        </w:rPr>
+        <w:t xml:space="preserve">: EKS, ECS, EC2, Lambda, API Gateway, S3, </w:t>
       </w:r>
       <w:proofErr w:type="spellStart"/>
       <w:r>
         <w:rPr>
-          <w:rStyle w:val="Strong"/>
-          <w:sz w:val="22"/>
-        </w:rPr>
-        <w:t>DevOps</w:t>
+          <w:sz w:val="22"/>
+        </w:rPr>
+        <w:t>CloudFront</w:t>
       </w:r>
       <w:proofErr w:type="spellEnd"/>
       <w:r>
         <w:rPr>
-          <w:rStyle w:val="Strong"/>
-          <w:sz w:val="22"/>
-        </w:rPr>
-        <w:t xml:space="preserve"> —</w:t>
-      </w:r>
-      <w:r>
-        <w:rPr>
-          <w:sz w:val="22"/>
-        </w:rPr>
-        <w:t xml:space="preserve"> </w:t>
-      </w:r>
-      <w:r>
-        <w:rPr>
-          <w:rStyle w:val="Strong"/>
-          <w:sz w:val="22"/>
-        </w:rPr>
-        <w:t>AWS</w:t>
-      </w:r>
-      <w:r>
-        <w:rPr>
-          <w:sz w:val="22"/>
-        </w:rPr>
-        <w:t xml:space="preserve">: EKS, ECS, EC2, Lambda, API Gateway, S3, </w:t>
+          <w:sz w:val="22"/>
+        </w:rPr>
+        <w:t xml:space="preserve">, RDS, </w:t>
       </w:r>
       <w:proofErr w:type="spellStart"/>
       <w:r>
         <w:rPr>
           <w:sz w:val="22"/>
         </w:rPr>
-        <w:t>CloudFront</w:t>
+        <w:t>DynamoDB</w:t>
       </w:r>
       <w:proofErr w:type="spellEnd"/>
       <w:r>
         <w:rPr>
           <w:sz w:val="22"/>
         </w:rPr>
-        <w:t xml:space="preserve">, RDS, </w:t>
+        <w:t xml:space="preserve">, </w:t>
       </w:r>
       <w:proofErr w:type="spellStart"/>
       <w:r>
         <w:rPr>
           <w:sz w:val="22"/>
         </w:rPr>
-        <w:t>DynamoDB</w:t>
+        <w:t>ElastiCache</w:t>
       </w:r>
       <w:proofErr w:type="spellEnd"/>
       <w:r>
@@ -787,180 +753,96 @@
         <w:rPr>
           <w:sz w:val="22"/>
         </w:rPr>
-        <w:t>ElastiCache</w:t>
+        <w:t>EventBridge</w:t>
       </w:r>
       <w:proofErr w:type="spellEnd"/>
       <w:r>
         <w:rPr>
           <w:sz w:val="22"/>
         </w:rPr>
-        <w:t xml:space="preserve">, </w:t>
+        <w:t xml:space="preserve">, Step Functions, IAM | </w:t>
+      </w:r>
+      <w:r>
+        <w:rPr>
+          <w:rStyle w:val="Strong"/>
+          <w:sz w:val="22"/>
+        </w:rPr>
+        <w:t>Azure</w:t>
+      </w:r>
+      <w:r>
+        <w:rPr>
+          <w:sz w:val="22"/>
+        </w:rPr>
+        <w:t xml:space="preserve">: AKS, App Service, Azure SQL, Service Bus, Key Vault, Application Insights | </w:t>
+      </w:r>
+      <w:r>
+        <w:rPr>
+          <w:rStyle w:val="Strong"/>
+          <w:sz w:val="22"/>
+        </w:rPr>
+        <w:t>GCP</w:t>
+      </w:r>
+      <w:r>
+        <w:rPr>
+          <w:sz w:val="22"/>
+        </w:rPr>
+        <w:t xml:space="preserve">: GKE, Cloud Run, Pub/Sub, Cloud Storage, </w:t>
       </w:r>
       <w:proofErr w:type="spellStart"/>
       <w:r>
         <w:rPr>
           <w:sz w:val="22"/>
         </w:rPr>
-        <w:t>EventBridge</w:t>
+        <w:t>BigQuery</w:t>
       </w:r>
       <w:proofErr w:type="spellEnd"/>
       <w:r>
         <w:rPr>
           <w:sz w:val="22"/>
         </w:rPr>
-        <w:t xml:space="preserve">, Step Functions, IAM | </w:t>
-      </w:r>
-      <w:r>
-        <w:rPr>
-          <w:rStyle w:val="Strong"/>
-          <w:sz w:val="22"/>
-        </w:rPr>
-        <w:t>Azure</w:t>
-      </w:r>
-      <w:r>
-        <w:rPr>
-          <w:sz w:val="22"/>
-        </w:rPr>
-        <w:t xml:space="preserve">: AKS, App Service, Azure SQL, Service Bus, Key Vault, Application Insights | </w:t>
-      </w:r>
-      <w:r>
-        <w:rPr>
-          <w:rStyle w:val="Strong"/>
-          <w:sz w:val="22"/>
-        </w:rPr>
-        <w:t>GCP</w:t>
-      </w:r>
-      <w:r>
-        <w:rPr>
-          <w:sz w:val="22"/>
-        </w:rPr>
-        <w:t xml:space="preserve">: GKE, Cloud Run, Pub/Sub, Cloud Storage, </w:t>
+        <w:t xml:space="preserve"> | Docker, Kubernetes, Helm, Argo CD, </w:t>
       </w:r>
       <w:proofErr w:type="spellStart"/>
       <w:r>
         <w:rPr>
           <w:sz w:val="22"/>
         </w:rPr>
-        <w:t>BigQuery</w:t>
+        <w:t>GitOps</w:t>
       </w:r>
       <w:proofErr w:type="spellEnd"/>
       <w:r>
         <w:rPr>
           <w:sz w:val="22"/>
         </w:rPr>
-        <w:t xml:space="preserve"> | </w:t>
+        <w:t xml:space="preserve">, Terraform, </w:t>
       </w:r>
       <w:proofErr w:type="spellStart"/>
       <w:r>
         <w:rPr>
           <w:sz w:val="22"/>
         </w:rPr>
-        <w:t>Docker</w:t>
+        <w:t>CloudFormation</w:t>
       </w:r>
       <w:proofErr w:type="spellEnd"/>
       <w:r>
         <w:rPr>
           <w:sz w:val="22"/>
         </w:rPr>
-        <w:t xml:space="preserve">, </w:t>
+        <w:t xml:space="preserve">, GitHub Actions, </w:t>
       </w:r>
       <w:proofErr w:type="spellStart"/>
       <w:r>
         <w:rPr>
           <w:sz w:val="22"/>
         </w:rPr>
-        <w:t>Kubernetes</w:t>
+        <w:t>GitLab</w:t>
       </w:r>
       <w:proofErr w:type="spellEnd"/>
       <w:r>
         <w:rPr>
           <w:sz w:val="22"/>
         </w:rPr>
-        <w:t xml:space="preserve">, Helm, Argo CD, </w:t>
-      </w:r>
-      <w:proofErr w:type="spellStart"/>
-      <w:r>
-        <w:rPr>
-          <w:sz w:val="22"/>
-        </w:rPr>
-        <w:t>GitOps</w:t>
-      </w:r>
-      <w:proofErr w:type="spellEnd"/>
-      <w:r>
-        <w:rPr>
-          <w:sz w:val="22"/>
-        </w:rPr>
-        <w:t xml:space="preserve">, </w:t>
-      </w:r>
-      <w:proofErr w:type="spellStart"/>
-      <w:r>
-        <w:rPr>
-          <w:sz w:val="22"/>
-        </w:rPr>
-        <w:t>Terraform</w:t>
-      </w:r>
-      <w:proofErr w:type="spellEnd"/>
-      <w:r>
-        <w:rPr>
-          <w:sz w:val="22"/>
-        </w:rPr>
-        <w:t xml:space="preserve">, </w:t>
-      </w:r>
-      <w:proofErr w:type="spellStart"/>
-      <w:r>
-        <w:rPr>
-          <w:sz w:val="22"/>
-        </w:rPr>
-        <w:t>CloudFormation</w:t>
-      </w:r>
-      <w:proofErr w:type="spellEnd"/>
-      <w:r>
-        <w:rPr>
-          <w:sz w:val="22"/>
-        </w:rPr>
-        <w:t xml:space="preserve">, </w:t>
-      </w:r>
-      <w:proofErr w:type="spellStart"/>
-      <w:r>
-        <w:rPr>
-          <w:sz w:val="22"/>
-        </w:rPr>
-        <w:t>GitHub</w:t>
-      </w:r>
-      <w:proofErr w:type="spellEnd"/>
-      <w:r>
-        <w:rPr>
-          <w:sz w:val="22"/>
-        </w:rPr>
-        <w:t xml:space="preserve"> Actions, </w:t>
-      </w:r>
-      <w:proofErr w:type="spellStart"/>
-      <w:r>
-        <w:rPr>
-          <w:sz w:val="22"/>
-        </w:rPr>
-        <w:t>GitLab</w:t>
-      </w:r>
-      <w:proofErr w:type="spellEnd"/>
-      <w:r>
-        <w:rPr>
-          <w:sz w:val="22"/>
-        </w:rPr>
-        <w:t xml:space="preserve"> CI, Jenkins, Azure </w:t>
-      </w:r>
-      <w:proofErr w:type="spellStart"/>
-      <w:r>
-        <w:rPr>
-          <w:sz w:val="22"/>
-        </w:rPr>
-        <w:t>DevOps</w:t>
-      </w:r>
-      <w:proofErr w:type="spellEnd"/>
-      <w:r>
-        <w:rPr>
-          <w:sz w:val="22"/>
-        </w:rPr>
-        <w:t xml:space="preserve">, </w:t>
+        <w:t xml:space="preserve"> CI, Jenkins, Azure DevOps, </w:t>
       </w:r>
       <w:proofErr w:type="spellStart"/>
       <w:r>
@@ -980,113 +862,95 @@
         </w:numPr>
         <w:jc w:val="both"/>
       </w:pPr>
+      <w:r>
+        <w:rPr>
+          <w:rStyle w:val="Strong"/>
+          <w:sz w:val="22"/>
+        </w:rPr>
+        <w:t>Observability, Quality &amp; Security —</w:t>
+      </w:r>
+      <w:r>
+        <w:rPr>
+          <w:sz w:val="22"/>
+        </w:rPr>
+        <w:t xml:space="preserve"> </w:t>
+      </w:r>
       <w:proofErr w:type="spellStart"/>
       <w:r>
         <w:rPr>
           <w:rStyle w:val="Strong"/>
           <w:sz w:val="22"/>
         </w:rPr>
-        <w:t>Observability</w:t>
+        <w:t>OpenTelemetry</w:t>
       </w:r>
       <w:proofErr w:type="spellEnd"/>
       <w:r>
         <w:rPr>
-          <w:rStyle w:val="Strong"/>
-          <w:sz w:val="22"/>
-        </w:rPr>
-        <w:t>, Quality &amp; Security —</w:t>
-      </w:r>
-      <w:r>
-        <w:rPr>
-          <w:sz w:val="22"/>
-        </w:rPr>
-        <w:t xml:space="preserve"> </w:t>
+          <w:sz w:val="22"/>
+        </w:rPr>
+        <w:t xml:space="preserve">, </w:t>
       </w:r>
       <w:proofErr w:type="spellStart"/>
       <w:r>
         <w:rPr>
-          <w:rStyle w:val="Strong"/>
-          <w:sz w:val="22"/>
-        </w:rPr>
-        <w:t>OpenTelemetry</w:t>
+          <w:sz w:val="22"/>
+        </w:rPr>
+        <w:t>Datadog</w:t>
       </w:r>
       <w:proofErr w:type="spellEnd"/>
       <w:r>
         <w:rPr>
           <w:sz w:val="22"/>
         </w:rPr>
+        <w:t xml:space="preserve">, Prometheus, </w:t>
+      </w:r>
+      <w:proofErr w:type="spellStart"/>
+      <w:r>
+        <w:rPr>
+          <w:sz w:val="22"/>
+        </w:rPr>
+        <w:t>Grafana</w:t>
+      </w:r>
+      <w:proofErr w:type="spellEnd"/>
+      <w:r>
+        <w:rPr>
+          <w:sz w:val="22"/>
+        </w:rPr>
+        <w:t xml:space="preserve">, ELK/EFK, </w:t>
+      </w:r>
+      <w:proofErr w:type="spellStart"/>
+      <w:r>
+        <w:rPr>
+          <w:sz w:val="22"/>
+        </w:rPr>
+        <w:t>CloudWatch</w:t>
+      </w:r>
+      <w:proofErr w:type="spellEnd"/>
+      <w:r>
+        <w:rPr>
+          <w:sz w:val="22"/>
+        </w:rPr>
+        <w:t xml:space="preserve">, structured logging, audit logging, Jest, Mocha, Chai, React Testing Library, Cypress, Playwright, API contract testing, </w:t>
+      </w:r>
+      <w:r>
+        <w:rPr>
+          <w:rStyle w:val="Strong"/>
+          <w:sz w:val="22"/>
+        </w:rPr>
+        <w:t>OAuth2</w:t>
+      </w:r>
+      <w:r>
+        <w:rPr>
+          <w:sz w:val="22"/>
+        </w:rPr>
         <w:t xml:space="preserve">, </w:t>
       </w:r>
-      <w:proofErr w:type="spellStart"/>
-      <w:r>
-        <w:rPr>
-          <w:sz w:val="22"/>
-        </w:rPr>
-        <w:t>Datadog</w:t>
-      </w:r>
-      <w:proofErr w:type="spellEnd"/>
-      <w:r>
-        <w:rPr>
-          <w:sz w:val="22"/>
-        </w:rPr>
-        <w:t xml:space="preserve">, Prometheus, </w:t>
-      </w:r>
-      <w:proofErr w:type="spellStart"/>
-      <w:r>
-        <w:rPr>
-          <w:sz w:val="22"/>
-        </w:rPr>
-        <w:t>Grafana</w:t>
-      </w:r>
-      <w:proofErr w:type="spellEnd"/>
-      <w:r>
-        <w:rPr>
-          <w:sz w:val="22"/>
-        </w:rPr>
-        <w:t xml:space="preserve">, ELK/EFK, </w:t>
-      </w:r>
-      <w:proofErr w:type="spellStart"/>
-      <w:r>
-        <w:rPr>
-          <w:sz w:val="22"/>
-        </w:rPr>
-        <w:t>CloudWatch</w:t>
-      </w:r>
-      <w:proofErr w:type="spellEnd"/>
-      <w:r>
-        <w:rPr>
-          <w:sz w:val="22"/>
-        </w:rPr>
-        <w:t xml:space="preserve">, structured logging, audit logging, Jest, Mocha, Chai, React Testing Library, Cypress, Playwright, API contract testing, </w:t>
-      </w:r>
-      <w:r>
-        <w:rPr>
-          <w:rStyle w:val="Strong"/>
-          <w:sz w:val="22"/>
-        </w:rPr>
-        <w:t>OAuth2</w:t>
-      </w:r>
-      <w:r>
-        <w:rPr>
-          <w:sz w:val="22"/>
-        </w:rPr>
-        <w:t xml:space="preserve">, </w:t>
-      </w:r>
-      <w:proofErr w:type="spellStart"/>
-      <w:r>
-        <w:rPr>
-          <w:rStyle w:val="Strong"/>
-          <w:sz w:val="22"/>
-        </w:rPr>
-        <w:t>OpenID</w:t>
-      </w:r>
-      <w:proofErr w:type="spellEnd"/>
-      <w:r>
-        <w:rPr>
-          <w:rStyle w:val="Strong"/>
-          <w:sz w:val="22"/>
-        </w:rPr>
-        <w:t xml:space="preserve"> Connect</w:t>
+      <w:r>
+        <w:rPr>
+          <w:rStyle w:val="Strong"/>
+          <w:sz w:val="22"/>
+        </w:rPr>
+        <w:t>OpenID Connect</w:t>
       </w:r>
       <w:r>
         <w:rPr>
@@ -1352,21 +1216,7 @@
         <w:rPr>
           <w:sz w:val="22"/>
         </w:rPr>
-        <w:t xml:space="preserve">, </w:t>
-      </w:r>
-      <w:proofErr w:type="spellStart"/>
-      <w:r>
-        <w:rPr>
-          <w:sz w:val="22"/>
-        </w:rPr>
-        <w:t>dedupe</w:t>
-      </w:r>
-      <w:proofErr w:type="spellEnd"/>
-      <w:r>
-        <w:rPr>
-          <w:sz w:val="22"/>
-        </w:rPr>
-        <w:t xml:space="preserve"> windows, and offset-aware processing, cutting double-counted event scenarios by more than </w:t>
+        <w:t xml:space="preserve">, dedupe windows, and offset-aware processing, cutting double-counted event scenarios by more than </w:t>
       </w:r>
       <w:r>
         <w:rPr>
@@ -1484,23 +1334,7 @@
           <w:rStyle w:val="Strong"/>
           <w:sz w:val="22"/>
         </w:rPr>
-        <w:t xml:space="preserve">OAuth2 / </w:t>
-      </w:r>
-      <w:proofErr w:type="spellStart"/>
-      <w:r>
-        <w:rPr>
-          <w:rStyle w:val="Strong"/>
-          <w:sz w:val="22"/>
-        </w:rPr>
-        <w:t>OpenID</w:t>
-      </w:r>
-      <w:proofErr w:type="spellEnd"/>
-      <w:r>
-        <w:rPr>
-          <w:rStyle w:val="Strong"/>
-          <w:sz w:val="22"/>
-        </w:rPr>
-        <w:t xml:space="preserve"> Connect / JWT</w:t>
+        <w:t>OAuth2 / OpenID Connect / JWT</w:t>
       </w:r>
       <w:r>
         <w:rPr>
@@ -1588,7 +1422,6 @@
         </w:rPr>
         <w:t xml:space="preserve">Designed a contract-governed feature storage model using </w:t>
       </w:r>
-      <w:proofErr w:type="spellStart"/>
       <w:r>
         <w:rPr>
           <w:rStyle w:val="Strong"/>
@@ -1596,7 +1429,6 @@
         </w:rPr>
         <w:t>PostgreSQL</w:t>
       </w:r>
-      <w:proofErr w:type="spellEnd"/>
       <w:r>
         <w:rPr>
           <w:sz w:val="22"/>
@@ -1635,7 +1467,6 @@
         </w:rPr>
         <w:t xml:space="preserve">Delivered safe canary rollouts for inference services on </w:t>
       </w:r>
-      <w:proofErr w:type="spellStart"/>
       <w:r>
         <w:rPr>
           <w:rStyle w:val="Strong"/>
@@ -1643,7 +1474,6 @@
         </w:rPr>
         <w:t>Kubernetes</w:t>
       </w:r>
-      <w:proofErr w:type="spellEnd"/>
       <w:r>
         <w:rPr>
           <w:sz w:val="22"/>
@@ -1682,7 +1512,6 @@
         </w:rPr>
         <w:t xml:space="preserve">Resolved recurring dashboard slowdowns by batching high-cardinality writes, reworking storage access patterns, and tuning </w:t>
       </w:r>
-      <w:proofErr w:type="spellStart"/>
       <w:r>
         <w:rPr>
           <w:rStyle w:val="Strong"/>
@@ -1690,7 +1519,6 @@
         </w:rPr>
         <w:t>PostgreSQL</w:t>
       </w:r>
-      <w:proofErr w:type="spellEnd"/>
       <w:r>
         <w:rPr>
           <w:sz w:val="22"/>
@@ -1795,21 +1623,12 @@
         </w:rPr>
         <w:t xml:space="preserve">Automated build, test, packaging, and deployment paths through </w:t>
       </w:r>
-      <w:proofErr w:type="spellStart"/>
-      <w:r>
-        <w:rPr>
-          <w:rStyle w:val="Strong"/>
-          <w:sz w:val="22"/>
-        </w:rPr>
-        <w:t>GitHub</w:t>
-      </w:r>
-      <w:proofErr w:type="spellEnd"/>
-      <w:r>
-        <w:rPr>
-          <w:rStyle w:val="Strong"/>
-          <w:sz w:val="22"/>
-        </w:rPr>
-        <w:t xml:space="preserve"> Actions</w:t>
+      <w:r>
+        <w:rPr>
+          <w:rStyle w:val="Strong"/>
+          <w:sz w:val="22"/>
+        </w:rPr>
+        <w:t>GitHub Actions</w:t>
       </w:r>
       <w:r>
         <w:rPr>
@@ -2045,7 +1864,6 @@
         </w:rPr>
         <w:t xml:space="preserve">Designed and tuned </w:t>
       </w:r>
-      <w:proofErr w:type="spellStart"/>
       <w:r>
         <w:rPr>
           <w:rStyle w:val="Strong"/>
@@ -2053,7 +1871,6 @@
         </w:rPr>
         <w:t>PostgreSQL</w:t>
       </w:r>
-      <w:proofErr w:type="spellEnd"/>
       <w:r>
         <w:rPr>
           <w:sz w:val="22"/>
@@ -2385,21 +2202,7 @@
         <w:rPr>
           <w:sz w:val="22"/>
         </w:rPr>
-        <w:t xml:space="preserve"> ETL workflows that consolidated multi-vendor event feeds, applying strict </w:t>
-      </w:r>
-      <w:proofErr w:type="spellStart"/>
-      <w:r>
-        <w:rPr>
-          <w:sz w:val="22"/>
-        </w:rPr>
-        <w:t>deduplication</w:t>
-      </w:r>
-      <w:proofErr w:type="spellEnd"/>
-      <w:r>
-        <w:rPr>
-          <w:sz w:val="22"/>
-        </w:rPr>
-        <w:t xml:space="preserve"> and </w:t>
+        <w:t xml:space="preserve"> ETL workflows that consolidated multi-vendor event feeds, applying strict deduplication and </w:t>
       </w:r>
       <w:proofErr w:type="spellStart"/>
       <w:r>
@@ -2486,7 +2289,6 @@
         </w:rPr>
         <w:t xml:space="preserve">Introduced </w:t>
       </w:r>
-      <w:proofErr w:type="spellStart"/>
       <w:r>
         <w:rPr>
           <w:rStyle w:val="Strong"/>
@@ -2494,7 +2296,6 @@
         </w:rPr>
         <w:t>Docker</w:t>
       </w:r>
-      <w:proofErr w:type="spellEnd"/>
       <w:r>
         <w:rPr>
           <w:sz w:val="22"/>
@@ -2533,7 +2334,6 @@
         </w:rPr>
         <w:t xml:space="preserve"> and </w:t>
       </w:r>
-      <w:proofErr w:type="spellStart"/>
       <w:r>
         <w:rPr>
           <w:rStyle w:val="Strong"/>
@@ -2541,7 +2341,6 @@
         </w:rPr>
         <w:t>PostgreSQL</w:t>
       </w:r>
-      <w:proofErr w:type="spellEnd"/>
       <w:r>
         <w:rPr>
           <w:sz w:val="22"/>
@@ -2998,21 +2797,7 @@
         <w:rPr>
           <w:sz w:val="22"/>
         </w:rPr>
-        <w:t xml:space="preserve"> hosts with pragmatic </w:t>
-      </w:r>
-      <w:proofErr w:type="spellStart"/>
-      <w:r>
-        <w:rPr>
-          <w:sz w:val="22"/>
-        </w:rPr>
-        <w:t>runbooks</w:t>
-      </w:r>
-      <w:proofErr w:type="spellEnd"/>
-      <w:r>
-        <w:rPr>
-          <w:sz w:val="22"/>
-        </w:rPr>
-        <w:t xml:space="preserve"> and recurring-failure notes, improving response consistency and helping the team recover faster from operational issues.</w:t>
+        <w:t xml:space="preserve"> hosts with pragmatic runbooks and recurring-failure notes, improving response consistency and helping the team recover faster from operational issues.</w:t>
       </w:r>
     </w:p>
     <w:p>
@@ -3121,15 +2906,17 @@
       </w:pPr>
       <w:r>
         <w:rPr>
-          <w:rFonts w:ascii="Arial" w:eastAsia="Arial" w:hAnsi="Arial" w:cs="Arial"/>
+          <w:rFonts w:ascii="Arial" w:hAnsi="Arial" w:cs="Arial"/>
           <w:b/>
           <w:bCs/>
-          <w:color w:val="111111"/>
-          <w:sz w:val="22"/>
-          <w:szCs w:val="18"/>
-        </w:rPr>
-        <w:t>Stanford University Department of Computer Science</w:t>
-      </w:r>
+          <w:color w:val="000000"/>
+          <w:sz w:val="22"/>
+          <w:szCs w:val="23"/>
+        </w:rPr>
+        <w:t>Harvard University</w:t>
+      </w:r>
+      <w:bookmarkStart w:id="0" w:name="_GoBack"/>
+      <w:bookmarkEnd w:id="0"/>
     </w:p>
     <w:p>
       <w:pPr>
